--- a/Bbbb-Pau/B601-1Th.docx
+++ b/Bbbb-Pau/B601-1Th.docx
@@ -32,7 +32,7 @@
           <w:sz w:val="32"/>
           <w:szCs w:val="32"/>
         </w:rPr>
-        <w:t xml:space="preserve">Пе́рвое </w:t>
+        <w:t>п</w:t>
       </w:r>
       <w:r>
         <w:rPr>
@@ -41,7 +41,7 @@
           <w:sz w:val="32"/>
           <w:szCs w:val="32"/>
         </w:rPr>
-        <w:t xml:space="preserve">къ </w:t>
+        <w:t xml:space="preserve">е́рвое </w:t>
       </w:r>
       <w:r>
         <w:rPr>
@@ -50,7 +50,25 @@
           <w:sz w:val="32"/>
           <w:szCs w:val="32"/>
         </w:rPr>
-        <w:t>Сол</w:t>
+        <w:t xml:space="preserve">къ </w:t>
+      </w:r>
+      <w:r>
+        <w:rPr>
+          <w:rFonts w:ascii="Pochaevsk" w:hAnsi="Pochaevsk"/>
+          <w:color w:val="C00000"/>
+          <w:sz w:val="32"/>
+          <w:szCs w:val="32"/>
+        </w:rPr>
+        <w:t>с</w:t>
+      </w:r>
+      <w:r>
+        <w:rPr>
+          <w:rFonts w:ascii="Pochaevsk" w:hAnsi="Pochaevsk"/>
+          <w:color w:val="C00000"/>
+          <w:sz w:val="32"/>
+          <w:szCs w:val="32"/>
+        </w:rPr>
+        <w:t>ол</w:t>
       </w:r>
       <w:r>
         <w:rPr>
@@ -85,8 +103,9 @@
           <w:color w:val="C00000"/>
           <w:sz w:val="32"/>
           <w:szCs w:val="32"/>
-        </w:rPr>
-        <w:br/>
+          <w:lang w:val="en-GB"/>
+        </w:rPr>
+        <w:t xml:space="preserve"> </w:t>
       </w:r>
       <w:r>
         <w:rPr>
@@ -95,7 +114,7 @@
           <w:sz w:val="32"/>
           <w:szCs w:val="32"/>
         </w:rPr>
-        <w:t>С</w:t>
+        <w:t>с</w:t>
       </w:r>
       <w:r>
         <w:rPr>
@@ -140,7 +159,16 @@
           <w:sz w:val="32"/>
           <w:szCs w:val="32"/>
         </w:rPr>
-        <w:t>Па</w:t>
+        <w:t>п</w:t>
+      </w:r>
+      <w:r>
+        <w:rPr>
+          <w:rFonts w:ascii="Pochaevsk" w:hAnsi="Pochaevsk" w:cs="Cambria"/>
+          <w:color w:val="C00000"/>
+          <w:sz w:val="32"/>
+          <w:szCs w:val="32"/>
+        </w:rPr>
+        <w:t>а</w:t>
       </w:r>
       <w:r>
         <w:rPr>
@@ -6662,546 +6690,546 @@
           <w:rFonts w:ascii="Pochaevsk" w:hAnsi="Pochaevsk" w:cs="Segoe UI"/>
           <w:color w:val="202122"/>
         </w:rPr>
+        <w:t>ꙗ</w:t>
+      </w:r>
+      <w:r>
+        <w:rPr>
+          <w:rFonts w:ascii="Pochaevsk" w:hAnsi="Pochaevsk" w:cs="Cambria"/>
+          <w:color w:val="202122"/>
+        </w:rPr>
+        <w:t>҆</w:t>
+      </w:r>
+      <w:r>
+        <w:rPr>
+          <w:rFonts w:ascii="Pochaevsk" w:hAnsi="Pochaevsk"/>
+          <w:color w:val="202122"/>
+        </w:rPr>
+        <w:t>́</w:t>
+      </w:r>
+      <w:r>
+        <w:rPr>
+          <w:rFonts w:ascii="Pochaevsk" w:hAnsi="Pochaevsk" w:cs="Cambria"/>
+          <w:color w:val="202122"/>
+        </w:rPr>
+        <w:t>кѡ</w:t>
+      </w:r>
+      <w:r>
+        <w:rPr>
+          <w:rFonts w:ascii="Pochaevsk" w:hAnsi="Pochaevsk"/>
+          <w:color w:val="202122"/>
+        </w:rPr>
+        <w:t xml:space="preserve"> </w:t>
+      </w:r>
+      <w:r>
+        <w:rPr>
+          <w:rFonts w:ascii="Pochaevsk" w:hAnsi="Pochaevsk" w:cs="Cambria"/>
+          <w:color w:val="202122"/>
+        </w:rPr>
+        <w:t>прїе</w:t>
+      </w:r>
+      <w:r>
+        <w:rPr>
+          <w:rFonts w:ascii="Pochaevsk" w:hAnsi="Pochaevsk"/>
+          <w:color w:val="202122"/>
+        </w:rPr>
+        <w:t>́</w:t>
+      </w:r>
+      <w:r>
+        <w:rPr>
+          <w:rFonts w:ascii="Pochaevsk" w:hAnsi="Pochaevsk" w:cs="Cambria"/>
+          <w:color w:val="202122"/>
+        </w:rPr>
+        <w:t>мше</w:t>
+      </w:r>
+      <w:r>
+        <w:rPr>
+          <w:rFonts w:ascii="Pochaevsk" w:hAnsi="Pochaevsk"/>
+          <w:color w:val="202122"/>
+        </w:rPr>
+        <w:t xml:space="preserve"> </w:t>
+      </w:r>
+      <w:r>
+        <w:rPr>
+          <w:rFonts w:ascii="Pochaevsk" w:hAnsi="Pochaevsk" w:cs="Cambria"/>
+          <w:color w:val="202122"/>
+        </w:rPr>
+        <w:t>сло</w:t>
+      </w:r>
+      <w:r>
+        <w:rPr>
+          <w:rFonts w:ascii="Pochaevsk" w:hAnsi="Pochaevsk"/>
+          <w:color w:val="202122"/>
+        </w:rPr>
+        <w:t>́</w:t>
+      </w:r>
+      <w:r>
+        <w:rPr>
+          <w:rFonts w:ascii="Pochaevsk" w:hAnsi="Pochaevsk" w:cs="Cambria"/>
+          <w:color w:val="202122"/>
+        </w:rPr>
+        <w:t>во</w:t>
+      </w:r>
+      <w:r>
+        <w:rPr>
+          <w:rFonts w:ascii="Pochaevsk" w:hAnsi="Pochaevsk"/>
+          <w:color w:val="202122"/>
+        </w:rPr>
+        <w:t xml:space="preserve"> </w:t>
+      </w:r>
+      <w:r>
+        <w:rPr>
+          <w:rFonts w:ascii="Pochaevsk" w:hAnsi="Pochaevsk" w:cs="Cambria"/>
+          <w:color w:val="202122"/>
+        </w:rPr>
+        <w:t>слы</w:t>
+      </w:r>
+      <w:r>
+        <w:rPr>
+          <w:rFonts w:ascii="Pochaevsk" w:hAnsi="Pochaevsk"/>
+          <w:color w:val="202122"/>
+        </w:rPr>
+        <w:t>́</w:t>
+      </w:r>
+      <w:r>
+        <w:rPr>
+          <w:rFonts w:ascii="Pochaevsk" w:hAnsi="Pochaevsk" w:cs="Cambria"/>
+          <w:color w:val="202122"/>
+        </w:rPr>
+        <w:t>шанїѧ</w:t>
+      </w:r>
+      <w:r>
+        <w:rPr>
+          <w:rFonts w:ascii="Pochaevsk" w:hAnsi="Pochaevsk"/>
+          <w:color w:val="202122"/>
+        </w:rPr>
+        <w:t xml:space="preserve"> </w:t>
+      </w:r>
+      <w:r>
+        <w:rPr>
+          <w:rFonts w:ascii="Pochaevsk" w:hAnsi="Pochaevsk" w:cs="Cambria"/>
+          <w:color w:val="202122"/>
+        </w:rPr>
+        <w:t>бж҃їѧ</w:t>
+      </w:r>
+      <w:r>
+        <w:rPr>
+          <w:rFonts w:ascii="Pochaevsk" w:hAnsi="Pochaevsk"/>
+          <w:color w:val="202122"/>
+        </w:rPr>
+        <w:t xml:space="preserve"> </w:t>
+      </w:r>
+      <w:r>
+        <w:rPr>
+          <w:rFonts w:ascii="Pochaevsk" w:hAnsi="Pochaevsk" w:cs="Cambria"/>
+          <w:color w:val="202122"/>
+        </w:rPr>
+        <w:t>ѿ</w:t>
+      </w:r>
+      <w:r>
+        <w:rPr>
+          <w:rFonts w:ascii="Pochaevsk" w:hAnsi="Pochaevsk"/>
+          <w:color w:val="202122"/>
+        </w:rPr>
+        <w:t xml:space="preserve"> </w:t>
+      </w:r>
+      <w:r>
+        <w:rPr>
+          <w:rFonts w:ascii="Pochaevsk" w:hAnsi="Pochaevsk" w:cs="Cambria"/>
+          <w:color w:val="202122"/>
+        </w:rPr>
+        <w:t>на</w:t>
+      </w:r>
+      <w:r>
+        <w:rPr>
+          <w:rFonts w:ascii="Pochaevsk" w:hAnsi="Pochaevsk"/>
+          <w:color w:val="202122"/>
+        </w:rPr>
+        <w:t>́</w:t>
+      </w:r>
+      <w:r>
+        <w:rPr>
+          <w:rFonts w:ascii="Pochaevsk" w:hAnsi="Pochaevsk" w:cs="Cambria"/>
+          <w:color w:val="202122"/>
+        </w:rPr>
+        <w:t>съ</w:t>
+      </w:r>
+      <w:r>
+        <w:rPr>
+          <w:rFonts w:ascii="Pochaevsk" w:hAnsi="Pochaevsk"/>
+          <w:color w:val="202122"/>
+        </w:rPr>
+        <w:t xml:space="preserve">, </w:t>
+      </w:r>
+      <w:r>
+        <w:rPr>
+          <w:rFonts w:ascii="Pochaevsk" w:hAnsi="Pochaevsk" w:cs="Cambria"/>
+          <w:color w:val="202122"/>
+        </w:rPr>
+        <w:t>прїѧ</w:t>
+      </w:r>
+      <w:r>
+        <w:rPr>
+          <w:rFonts w:ascii="Pochaevsk" w:hAnsi="Pochaevsk"/>
+          <w:color w:val="202122"/>
+        </w:rPr>
+        <w:t>́</w:t>
+      </w:r>
+      <w:r>
+        <w:rPr>
+          <w:rFonts w:ascii="Pochaevsk" w:hAnsi="Pochaevsk" w:cs="Cambria"/>
+          <w:color w:val="202122"/>
+        </w:rPr>
+        <w:t>сте</w:t>
+      </w:r>
+      <w:r>
+        <w:rPr>
+          <w:rFonts w:ascii="Pochaevsk" w:hAnsi="Pochaevsk"/>
+          <w:color w:val="202122"/>
+        </w:rPr>
+        <w:t xml:space="preserve"> </w:t>
+      </w:r>
+      <w:r>
+        <w:rPr>
+          <w:rFonts w:ascii="Pochaevsk" w:hAnsi="Pochaevsk" w:cs="Cambria"/>
+          <w:color w:val="202122"/>
+        </w:rPr>
+        <w:t>не</w:t>
+      </w:r>
+      <w:r>
+        <w:rPr>
+          <w:rFonts w:ascii="Pochaevsk" w:hAnsi="Pochaevsk"/>
+          <w:color w:val="202122"/>
+        </w:rPr>
+        <w:t xml:space="preserve"> </w:t>
+      </w:r>
+      <w:r>
+        <w:rPr>
+          <w:rFonts w:ascii="Pochaevsk" w:hAnsi="Pochaevsk" w:cs="Cambria"/>
+          <w:color w:val="202122"/>
+        </w:rPr>
+        <w:t>а҆</w:t>
+      </w:r>
+      <w:r>
+        <w:rPr>
+          <w:rFonts w:ascii="Pochaevsk" w:hAnsi="Pochaevsk"/>
+          <w:color w:val="202122"/>
+        </w:rPr>
+        <w:t>́</w:t>
+      </w:r>
+      <w:r>
+        <w:rPr>
+          <w:rFonts w:ascii="Pochaevsk" w:hAnsi="Pochaevsk" w:cs="Cambria"/>
+          <w:color w:val="202122"/>
+        </w:rPr>
+        <w:t>ки</w:t>
+      </w:r>
+      <w:r>
+        <w:rPr>
+          <w:rFonts w:ascii="Pochaevsk" w:hAnsi="Pochaevsk"/>
+          <w:color w:val="202122"/>
+        </w:rPr>
+        <w:t xml:space="preserve"> </w:t>
+      </w:r>
+      <w:r>
+        <w:rPr>
+          <w:rFonts w:ascii="Pochaevsk" w:hAnsi="Pochaevsk" w:cs="Cambria"/>
+          <w:color w:val="202122"/>
+        </w:rPr>
+        <w:t>сло</w:t>
+      </w:r>
+      <w:r>
+        <w:rPr>
+          <w:rFonts w:ascii="Pochaevsk" w:hAnsi="Pochaevsk"/>
+          <w:color w:val="202122"/>
+        </w:rPr>
+        <w:t>́</w:t>
+      </w:r>
+      <w:r>
+        <w:rPr>
+          <w:rFonts w:ascii="Pochaevsk" w:hAnsi="Pochaevsk" w:cs="Cambria"/>
+          <w:color w:val="202122"/>
+        </w:rPr>
+        <w:t>во</w:t>
+      </w:r>
+      <w:r>
+        <w:rPr>
+          <w:rFonts w:ascii="Pochaevsk" w:hAnsi="Pochaevsk"/>
+          <w:color w:val="202122"/>
+        </w:rPr>
+        <w:t xml:space="preserve"> </w:t>
+      </w:r>
+      <w:r>
+        <w:rPr>
+          <w:rFonts w:ascii="Pochaevsk" w:hAnsi="Pochaevsk" w:cs="Cambria"/>
+          <w:color w:val="202122"/>
+        </w:rPr>
+        <w:t>человѣ</w:t>
+      </w:r>
+      <w:r>
+        <w:rPr>
+          <w:rFonts w:ascii="Pochaevsk" w:hAnsi="Pochaevsk"/>
+          <w:color w:val="202122"/>
+        </w:rPr>
+        <w:t>́</w:t>
+      </w:r>
+      <w:r>
+        <w:rPr>
+          <w:rFonts w:ascii="Pochaevsk" w:hAnsi="Pochaevsk" w:cs="Cambria"/>
+          <w:color w:val="202122"/>
+        </w:rPr>
+        <w:t>ческо</w:t>
+      </w:r>
+      <w:r>
+        <w:rPr>
+          <w:rFonts w:ascii="Pochaevsk" w:hAnsi="Pochaevsk"/>
+          <w:color w:val="202122"/>
+        </w:rPr>
+        <w:t xml:space="preserve">, </w:t>
+      </w:r>
+      <w:r>
+        <w:rPr>
+          <w:rFonts w:ascii="Pochaevsk" w:hAnsi="Pochaevsk" w:cs="Cambria"/>
+          <w:color w:val="202122"/>
+        </w:rPr>
+        <w:t>но</w:t>
+      </w:r>
+      <w:r>
+        <w:rPr>
+          <w:rFonts w:ascii="Pochaevsk" w:hAnsi="Pochaevsk"/>
+          <w:color w:val="202122"/>
+        </w:rPr>
+        <w:t xml:space="preserve">, </w:t>
+      </w:r>
+      <w:r>
+        <w:rPr>
+          <w:rFonts w:ascii="Pochaevsk" w:hAnsi="Pochaevsk" w:cs="Segoe UI"/>
+          <w:color w:val="202122"/>
+        </w:rPr>
+        <w:t>ꙗ</w:t>
+      </w:r>
+      <w:r>
+        <w:rPr>
+          <w:rFonts w:ascii="Pochaevsk" w:hAnsi="Pochaevsk" w:cs="Cambria"/>
+          <w:color w:val="202122"/>
+        </w:rPr>
+        <w:t>҆</w:t>
+      </w:r>
+      <w:r>
+        <w:rPr>
+          <w:rFonts w:ascii="Pochaevsk" w:hAnsi="Pochaevsk"/>
+          <w:color w:val="202122"/>
+        </w:rPr>
+        <w:t>́</w:t>
+      </w:r>
+      <w:r>
+        <w:rPr>
+          <w:rFonts w:ascii="Pochaevsk" w:hAnsi="Pochaevsk" w:cs="Cambria"/>
+          <w:color w:val="202122"/>
+        </w:rPr>
+        <w:t>коже</w:t>
+      </w:r>
+      <w:r>
+        <w:rPr>
+          <w:rFonts w:ascii="Pochaevsk" w:hAnsi="Pochaevsk"/>
+          <w:color w:val="202122"/>
+        </w:rPr>
+        <w:t xml:space="preserve"> </w:t>
+      </w:r>
+      <w:r>
+        <w:rPr>
+          <w:rFonts w:ascii="Pochaevsk" w:hAnsi="Pochaevsk" w:cs="Cambria"/>
+          <w:color w:val="202122"/>
+        </w:rPr>
+        <w:t>є҆</w:t>
+      </w:r>
+      <w:r>
+        <w:rPr>
+          <w:rFonts w:ascii="Pochaevsk" w:hAnsi="Pochaevsk"/>
+          <w:color w:val="202122"/>
+        </w:rPr>
+        <w:t>́</w:t>
+      </w:r>
+      <w:r>
+        <w:rPr>
+          <w:rFonts w:ascii="Pochaevsk" w:hAnsi="Pochaevsk" w:cs="Cambria"/>
+          <w:color w:val="202122"/>
+        </w:rPr>
+        <w:t>сть</w:t>
+      </w:r>
+      <w:r>
+        <w:rPr>
+          <w:rFonts w:ascii="Pochaevsk" w:hAnsi="Pochaevsk"/>
+          <w:color w:val="202122"/>
+        </w:rPr>
+        <w:t xml:space="preserve"> </w:t>
+      </w:r>
+      <w:r>
+        <w:rPr>
+          <w:rFonts w:ascii="Pochaevsk" w:hAnsi="Pochaevsk" w:cs="Cambria"/>
+          <w:color w:val="202122"/>
+        </w:rPr>
+        <w:t>вои</w:t>
+      </w:r>
+      <w:r>
+        <w:rPr>
+          <w:rFonts w:ascii="Pochaevsk" w:hAnsi="Pochaevsk"/>
+          <w:color w:val="202122"/>
+        </w:rPr>
+        <w:t>́</w:t>
+      </w:r>
+      <w:r>
+        <w:rPr>
+          <w:rFonts w:ascii="Pochaevsk" w:hAnsi="Pochaevsk" w:cs="Cambria"/>
+          <w:color w:val="202122"/>
+        </w:rPr>
+        <w:t>стинн</w:t>
+      </w:r>
+      <w:r>
+        <w:rPr>
+          <w:rFonts w:ascii="Pochaevsk" w:hAnsi="Pochaevsk" w:cs="Segoe UI"/>
+          <w:color w:val="202122"/>
+        </w:rPr>
+        <w:t>ꙋ</w:t>
+      </w:r>
+      <w:r>
+        <w:rPr>
+          <w:rFonts w:ascii="Pochaevsk" w:hAnsi="Pochaevsk"/>
+          <w:color w:val="202122"/>
+        </w:rPr>
+        <w:t xml:space="preserve">, </w:t>
+      </w:r>
+      <w:r>
+        <w:rPr>
+          <w:rFonts w:ascii="Pochaevsk" w:hAnsi="Pochaevsk" w:cs="Cambria"/>
+          <w:color w:val="202122"/>
+        </w:rPr>
+        <w:t>сло</w:t>
+      </w:r>
+      <w:r>
+        <w:rPr>
+          <w:rFonts w:ascii="Pochaevsk" w:hAnsi="Pochaevsk"/>
+          <w:color w:val="202122"/>
+        </w:rPr>
+        <w:t>́</w:t>
+      </w:r>
+      <w:r>
+        <w:rPr>
+          <w:rFonts w:ascii="Pochaevsk" w:hAnsi="Pochaevsk" w:cs="Cambria"/>
+          <w:color w:val="202122"/>
+        </w:rPr>
+        <w:t>во</w:t>
+      </w:r>
+      <w:r>
+        <w:rPr>
+          <w:rFonts w:ascii="Pochaevsk" w:hAnsi="Pochaevsk"/>
+          <w:color w:val="202122"/>
+        </w:rPr>
+        <w:t xml:space="preserve"> </w:t>
+      </w:r>
+      <w:r>
+        <w:rPr>
+          <w:rFonts w:ascii="Pochaevsk" w:hAnsi="Pochaevsk" w:cs="Cambria"/>
+          <w:color w:val="202122"/>
+        </w:rPr>
+        <w:t>бж҃їе</w:t>
+      </w:r>
+      <w:r>
+        <w:rPr>
+          <w:rFonts w:ascii="Pochaevsk" w:hAnsi="Pochaevsk"/>
+          <w:color w:val="202122"/>
+        </w:rPr>
+        <w:t xml:space="preserve">, </w:t>
+      </w:r>
+      <w:r>
+        <w:rPr>
+          <w:rFonts w:ascii="Pochaevsk" w:hAnsi="Pochaevsk" w:cs="Cambria"/>
+          <w:color w:val="202122"/>
+        </w:rPr>
+        <w:t>є҆</w:t>
+      </w:r>
+      <w:r>
+        <w:rPr>
+          <w:rFonts w:ascii="Pochaevsk" w:hAnsi="Pochaevsk"/>
+          <w:color w:val="202122"/>
+        </w:rPr>
+        <w:t>́</w:t>
+      </w:r>
+      <w:r>
+        <w:rPr>
+          <w:rFonts w:ascii="Pochaevsk" w:hAnsi="Pochaevsk" w:cs="Cambria"/>
+          <w:color w:val="202122"/>
+        </w:rPr>
+        <w:t>же</w:t>
+      </w:r>
+      <w:r>
+        <w:rPr>
+          <w:rFonts w:ascii="Pochaevsk" w:hAnsi="Pochaevsk"/>
+          <w:color w:val="202122"/>
+        </w:rPr>
+        <w:t xml:space="preserve"> </w:t>
+      </w:r>
+      <w:r>
+        <w:rPr>
+          <w:rFonts w:ascii="Pochaevsk" w:hAnsi="Pochaevsk" w:cs="Cambria"/>
+          <w:color w:val="202122"/>
+        </w:rPr>
+        <w:t>и҆</w:t>
+      </w:r>
+      <w:r>
+        <w:rPr>
+          <w:rFonts w:ascii="Pochaevsk" w:hAnsi="Pochaevsk"/>
+          <w:color w:val="202122"/>
+        </w:rPr>
+        <w:t xml:space="preserve"> </w:t>
+      </w:r>
+      <w:r>
+        <w:rPr>
+          <w:rFonts w:ascii="Pochaevsk" w:hAnsi="Pochaevsk" w:cs="Cambria"/>
+          <w:color w:val="202122"/>
+        </w:rPr>
+        <w:t>дѣ</w:t>
+      </w:r>
+      <w:r>
+        <w:rPr>
+          <w:rFonts w:ascii="Pochaevsk" w:hAnsi="Pochaevsk"/>
+          <w:color w:val="202122"/>
+        </w:rPr>
+        <w:t>́</w:t>
+      </w:r>
+      <w:r>
+        <w:rPr>
+          <w:rFonts w:ascii="Pochaevsk" w:hAnsi="Pochaevsk" w:cs="Cambria"/>
+          <w:color w:val="202122"/>
+        </w:rPr>
+        <w:t>йств</w:t>
+      </w:r>
+      <w:r>
+        <w:rPr>
+          <w:rFonts w:ascii="Pochaevsk" w:hAnsi="Pochaevsk" w:cs="Segoe UI"/>
+          <w:color w:val="202122"/>
+        </w:rPr>
+        <w:t>ꙋ</w:t>
+      </w:r>
+      <w:r>
+        <w:rPr>
+          <w:rFonts w:ascii="Pochaevsk" w:hAnsi="Pochaevsk" w:cs="Cambria"/>
+          <w:color w:val="202122"/>
+        </w:rPr>
+        <w:t>етсѧ</w:t>
+      </w:r>
+      <w:r>
+        <w:rPr>
+          <w:rFonts w:ascii="Pochaevsk" w:hAnsi="Pochaevsk"/>
+          <w:color w:val="202122"/>
+        </w:rPr>
+        <w:t xml:space="preserve"> </w:t>
+      </w:r>
+      <w:r>
+        <w:rPr>
+          <w:rFonts w:ascii="Pochaevsk" w:hAnsi="Pochaevsk" w:cs="Cambria"/>
+          <w:color w:val="202122"/>
+        </w:rPr>
         <w:lastRenderedPageBreak/>
-        <w:t>ꙗ</w:t>
-      </w:r>
-      <w:r>
-        <w:rPr>
-          <w:rFonts w:ascii="Pochaevsk" w:hAnsi="Pochaevsk" w:cs="Cambria"/>
-          <w:color w:val="202122"/>
-        </w:rPr>
-        <w:t>҆</w:t>
-      </w:r>
-      <w:r>
-        <w:rPr>
-          <w:rFonts w:ascii="Pochaevsk" w:hAnsi="Pochaevsk"/>
-          <w:color w:val="202122"/>
-        </w:rPr>
-        <w:t>́</w:t>
-      </w:r>
-      <w:r>
-        <w:rPr>
-          <w:rFonts w:ascii="Pochaevsk" w:hAnsi="Pochaevsk" w:cs="Cambria"/>
-          <w:color w:val="202122"/>
-        </w:rPr>
-        <w:t>кѡ</w:t>
-      </w:r>
-      <w:r>
-        <w:rPr>
-          <w:rFonts w:ascii="Pochaevsk" w:hAnsi="Pochaevsk"/>
-          <w:color w:val="202122"/>
-        </w:rPr>
-        <w:t xml:space="preserve"> </w:t>
-      </w:r>
-      <w:r>
-        <w:rPr>
-          <w:rFonts w:ascii="Pochaevsk" w:hAnsi="Pochaevsk" w:cs="Cambria"/>
-          <w:color w:val="202122"/>
-        </w:rPr>
-        <w:t>прїе</w:t>
-      </w:r>
-      <w:r>
-        <w:rPr>
-          <w:rFonts w:ascii="Pochaevsk" w:hAnsi="Pochaevsk"/>
-          <w:color w:val="202122"/>
-        </w:rPr>
-        <w:t>́</w:t>
-      </w:r>
-      <w:r>
-        <w:rPr>
-          <w:rFonts w:ascii="Pochaevsk" w:hAnsi="Pochaevsk" w:cs="Cambria"/>
-          <w:color w:val="202122"/>
-        </w:rPr>
-        <w:t>мше</w:t>
-      </w:r>
-      <w:r>
-        <w:rPr>
-          <w:rFonts w:ascii="Pochaevsk" w:hAnsi="Pochaevsk"/>
-          <w:color w:val="202122"/>
-        </w:rPr>
-        <w:t xml:space="preserve"> </w:t>
-      </w:r>
-      <w:r>
-        <w:rPr>
-          <w:rFonts w:ascii="Pochaevsk" w:hAnsi="Pochaevsk" w:cs="Cambria"/>
-          <w:color w:val="202122"/>
-        </w:rPr>
-        <w:t>сло</w:t>
-      </w:r>
-      <w:r>
-        <w:rPr>
-          <w:rFonts w:ascii="Pochaevsk" w:hAnsi="Pochaevsk"/>
-          <w:color w:val="202122"/>
-        </w:rPr>
-        <w:t>́</w:t>
-      </w:r>
-      <w:r>
-        <w:rPr>
-          <w:rFonts w:ascii="Pochaevsk" w:hAnsi="Pochaevsk" w:cs="Cambria"/>
-          <w:color w:val="202122"/>
-        </w:rPr>
-        <w:t>во</w:t>
-      </w:r>
-      <w:r>
-        <w:rPr>
-          <w:rFonts w:ascii="Pochaevsk" w:hAnsi="Pochaevsk"/>
-          <w:color w:val="202122"/>
-        </w:rPr>
-        <w:t xml:space="preserve"> </w:t>
-      </w:r>
-      <w:r>
-        <w:rPr>
-          <w:rFonts w:ascii="Pochaevsk" w:hAnsi="Pochaevsk" w:cs="Cambria"/>
-          <w:color w:val="202122"/>
-        </w:rPr>
-        <w:t>слы</w:t>
-      </w:r>
-      <w:r>
-        <w:rPr>
-          <w:rFonts w:ascii="Pochaevsk" w:hAnsi="Pochaevsk"/>
-          <w:color w:val="202122"/>
-        </w:rPr>
-        <w:t>́</w:t>
-      </w:r>
-      <w:r>
-        <w:rPr>
-          <w:rFonts w:ascii="Pochaevsk" w:hAnsi="Pochaevsk" w:cs="Cambria"/>
-          <w:color w:val="202122"/>
-        </w:rPr>
-        <w:t>шанїѧ</w:t>
-      </w:r>
-      <w:r>
-        <w:rPr>
-          <w:rFonts w:ascii="Pochaevsk" w:hAnsi="Pochaevsk"/>
-          <w:color w:val="202122"/>
-        </w:rPr>
-        <w:t xml:space="preserve"> </w:t>
-      </w:r>
-      <w:r>
-        <w:rPr>
-          <w:rFonts w:ascii="Pochaevsk" w:hAnsi="Pochaevsk" w:cs="Cambria"/>
-          <w:color w:val="202122"/>
-        </w:rPr>
-        <w:t>бж҃їѧ</w:t>
-      </w:r>
-      <w:r>
-        <w:rPr>
-          <w:rFonts w:ascii="Pochaevsk" w:hAnsi="Pochaevsk"/>
-          <w:color w:val="202122"/>
-        </w:rPr>
-        <w:t xml:space="preserve"> </w:t>
-      </w:r>
-      <w:r>
-        <w:rPr>
-          <w:rFonts w:ascii="Pochaevsk" w:hAnsi="Pochaevsk" w:cs="Cambria"/>
-          <w:color w:val="202122"/>
-        </w:rPr>
-        <w:t>ѿ</w:t>
-      </w:r>
-      <w:r>
-        <w:rPr>
-          <w:rFonts w:ascii="Pochaevsk" w:hAnsi="Pochaevsk"/>
-          <w:color w:val="202122"/>
-        </w:rPr>
-        <w:t xml:space="preserve"> </w:t>
-      </w:r>
-      <w:r>
-        <w:rPr>
-          <w:rFonts w:ascii="Pochaevsk" w:hAnsi="Pochaevsk" w:cs="Cambria"/>
-          <w:color w:val="202122"/>
-        </w:rPr>
-        <w:t>на</w:t>
-      </w:r>
-      <w:r>
-        <w:rPr>
-          <w:rFonts w:ascii="Pochaevsk" w:hAnsi="Pochaevsk"/>
-          <w:color w:val="202122"/>
-        </w:rPr>
-        <w:t>́</w:t>
-      </w:r>
-      <w:r>
-        <w:rPr>
-          <w:rFonts w:ascii="Pochaevsk" w:hAnsi="Pochaevsk" w:cs="Cambria"/>
-          <w:color w:val="202122"/>
-        </w:rPr>
-        <w:t>съ</w:t>
-      </w:r>
-      <w:r>
-        <w:rPr>
-          <w:rFonts w:ascii="Pochaevsk" w:hAnsi="Pochaevsk"/>
-          <w:color w:val="202122"/>
-        </w:rPr>
-        <w:t xml:space="preserve">, </w:t>
-      </w:r>
-      <w:r>
-        <w:rPr>
-          <w:rFonts w:ascii="Pochaevsk" w:hAnsi="Pochaevsk" w:cs="Cambria"/>
-          <w:color w:val="202122"/>
-        </w:rPr>
-        <w:t>прїѧ</w:t>
-      </w:r>
-      <w:r>
-        <w:rPr>
-          <w:rFonts w:ascii="Pochaevsk" w:hAnsi="Pochaevsk"/>
-          <w:color w:val="202122"/>
-        </w:rPr>
-        <w:t>́</w:t>
-      </w:r>
-      <w:r>
-        <w:rPr>
-          <w:rFonts w:ascii="Pochaevsk" w:hAnsi="Pochaevsk" w:cs="Cambria"/>
-          <w:color w:val="202122"/>
-        </w:rPr>
-        <w:t>сте</w:t>
-      </w:r>
-      <w:r>
-        <w:rPr>
-          <w:rFonts w:ascii="Pochaevsk" w:hAnsi="Pochaevsk"/>
-          <w:color w:val="202122"/>
-        </w:rPr>
-        <w:t xml:space="preserve"> </w:t>
-      </w:r>
-      <w:r>
-        <w:rPr>
-          <w:rFonts w:ascii="Pochaevsk" w:hAnsi="Pochaevsk" w:cs="Cambria"/>
-          <w:color w:val="202122"/>
-        </w:rPr>
-        <w:t>не</w:t>
-      </w:r>
-      <w:r>
-        <w:rPr>
-          <w:rFonts w:ascii="Pochaevsk" w:hAnsi="Pochaevsk"/>
-          <w:color w:val="202122"/>
-        </w:rPr>
-        <w:t xml:space="preserve"> </w:t>
-      </w:r>
-      <w:r>
-        <w:rPr>
-          <w:rFonts w:ascii="Pochaevsk" w:hAnsi="Pochaevsk" w:cs="Cambria"/>
-          <w:color w:val="202122"/>
-        </w:rPr>
-        <w:t>а҆</w:t>
-      </w:r>
-      <w:r>
-        <w:rPr>
-          <w:rFonts w:ascii="Pochaevsk" w:hAnsi="Pochaevsk"/>
-          <w:color w:val="202122"/>
-        </w:rPr>
-        <w:t>́</w:t>
-      </w:r>
-      <w:r>
-        <w:rPr>
-          <w:rFonts w:ascii="Pochaevsk" w:hAnsi="Pochaevsk" w:cs="Cambria"/>
-          <w:color w:val="202122"/>
-        </w:rPr>
-        <w:t>ки</w:t>
-      </w:r>
-      <w:r>
-        <w:rPr>
-          <w:rFonts w:ascii="Pochaevsk" w:hAnsi="Pochaevsk"/>
-          <w:color w:val="202122"/>
-        </w:rPr>
-        <w:t xml:space="preserve"> </w:t>
-      </w:r>
-      <w:r>
-        <w:rPr>
-          <w:rFonts w:ascii="Pochaevsk" w:hAnsi="Pochaevsk" w:cs="Cambria"/>
-          <w:color w:val="202122"/>
-        </w:rPr>
-        <w:t>сло</w:t>
-      </w:r>
-      <w:r>
-        <w:rPr>
-          <w:rFonts w:ascii="Pochaevsk" w:hAnsi="Pochaevsk"/>
-          <w:color w:val="202122"/>
-        </w:rPr>
-        <w:t>́</w:t>
-      </w:r>
-      <w:r>
-        <w:rPr>
-          <w:rFonts w:ascii="Pochaevsk" w:hAnsi="Pochaevsk" w:cs="Cambria"/>
-          <w:color w:val="202122"/>
-        </w:rPr>
-        <w:t>во</w:t>
-      </w:r>
-      <w:r>
-        <w:rPr>
-          <w:rFonts w:ascii="Pochaevsk" w:hAnsi="Pochaevsk"/>
-          <w:color w:val="202122"/>
-        </w:rPr>
-        <w:t xml:space="preserve"> </w:t>
-      </w:r>
-      <w:r>
-        <w:rPr>
-          <w:rFonts w:ascii="Pochaevsk" w:hAnsi="Pochaevsk" w:cs="Cambria"/>
-          <w:color w:val="202122"/>
-        </w:rPr>
-        <w:t>человѣ</w:t>
-      </w:r>
-      <w:r>
-        <w:rPr>
-          <w:rFonts w:ascii="Pochaevsk" w:hAnsi="Pochaevsk"/>
-          <w:color w:val="202122"/>
-        </w:rPr>
-        <w:t>́</w:t>
-      </w:r>
-      <w:r>
-        <w:rPr>
-          <w:rFonts w:ascii="Pochaevsk" w:hAnsi="Pochaevsk" w:cs="Cambria"/>
-          <w:color w:val="202122"/>
-        </w:rPr>
-        <w:t>ческо</w:t>
-      </w:r>
-      <w:r>
-        <w:rPr>
-          <w:rFonts w:ascii="Pochaevsk" w:hAnsi="Pochaevsk"/>
-          <w:color w:val="202122"/>
-        </w:rPr>
-        <w:t xml:space="preserve">, </w:t>
-      </w:r>
-      <w:r>
-        <w:rPr>
-          <w:rFonts w:ascii="Pochaevsk" w:hAnsi="Pochaevsk" w:cs="Cambria"/>
-          <w:color w:val="202122"/>
-        </w:rPr>
-        <w:t>но</w:t>
-      </w:r>
-      <w:r>
-        <w:rPr>
-          <w:rFonts w:ascii="Pochaevsk" w:hAnsi="Pochaevsk"/>
-          <w:color w:val="202122"/>
-        </w:rPr>
-        <w:t xml:space="preserve">, </w:t>
-      </w:r>
-      <w:r>
-        <w:rPr>
-          <w:rFonts w:ascii="Pochaevsk" w:hAnsi="Pochaevsk" w:cs="Segoe UI"/>
-          <w:color w:val="202122"/>
-        </w:rPr>
-        <w:t>ꙗ</w:t>
-      </w:r>
-      <w:r>
-        <w:rPr>
-          <w:rFonts w:ascii="Pochaevsk" w:hAnsi="Pochaevsk" w:cs="Cambria"/>
-          <w:color w:val="202122"/>
-        </w:rPr>
-        <w:t>҆</w:t>
-      </w:r>
-      <w:r>
-        <w:rPr>
-          <w:rFonts w:ascii="Pochaevsk" w:hAnsi="Pochaevsk"/>
-          <w:color w:val="202122"/>
-        </w:rPr>
-        <w:t>́</w:t>
-      </w:r>
-      <w:r>
-        <w:rPr>
-          <w:rFonts w:ascii="Pochaevsk" w:hAnsi="Pochaevsk" w:cs="Cambria"/>
-          <w:color w:val="202122"/>
-        </w:rPr>
-        <w:t>коже</w:t>
-      </w:r>
-      <w:r>
-        <w:rPr>
-          <w:rFonts w:ascii="Pochaevsk" w:hAnsi="Pochaevsk"/>
-          <w:color w:val="202122"/>
-        </w:rPr>
-        <w:t xml:space="preserve"> </w:t>
-      </w:r>
-      <w:r>
-        <w:rPr>
-          <w:rFonts w:ascii="Pochaevsk" w:hAnsi="Pochaevsk" w:cs="Cambria"/>
-          <w:color w:val="202122"/>
-        </w:rPr>
-        <w:t>є҆</w:t>
-      </w:r>
-      <w:r>
-        <w:rPr>
-          <w:rFonts w:ascii="Pochaevsk" w:hAnsi="Pochaevsk"/>
-          <w:color w:val="202122"/>
-        </w:rPr>
-        <w:t>́</w:t>
-      </w:r>
-      <w:r>
-        <w:rPr>
-          <w:rFonts w:ascii="Pochaevsk" w:hAnsi="Pochaevsk" w:cs="Cambria"/>
-          <w:color w:val="202122"/>
-        </w:rPr>
-        <w:t>сть</w:t>
-      </w:r>
-      <w:r>
-        <w:rPr>
-          <w:rFonts w:ascii="Pochaevsk" w:hAnsi="Pochaevsk"/>
-          <w:color w:val="202122"/>
-        </w:rPr>
-        <w:t xml:space="preserve"> </w:t>
-      </w:r>
-      <w:r>
-        <w:rPr>
-          <w:rFonts w:ascii="Pochaevsk" w:hAnsi="Pochaevsk" w:cs="Cambria"/>
-          <w:color w:val="202122"/>
-        </w:rPr>
-        <w:t>вои</w:t>
-      </w:r>
-      <w:r>
-        <w:rPr>
-          <w:rFonts w:ascii="Pochaevsk" w:hAnsi="Pochaevsk"/>
-          <w:color w:val="202122"/>
-        </w:rPr>
-        <w:t>́</w:t>
-      </w:r>
-      <w:r>
-        <w:rPr>
-          <w:rFonts w:ascii="Pochaevsk" w:hAnsi="Pochaevsk" w:cs="Cambria"/>
-          <w:color w:val="202122"/>
-        </w:rPr>
-        <w:t>стинн</w:t>
-      </w:r>
-      <w:r>
-        <w:rPr>
-          <w:rFonts w:ascii="Pochaevsk" w:hAnsi="Pochaevsk" w:cs="Segoe UI"/>
-          <w:color w:val="202122"/>
-        </w:rPr>
-        <w:t>ꙋ</w:t>
-      </w:r>
-      <w:r>
-        <w:rPr>
-          <w:rFonts w:ascii="Pochaevsk" w:hAnsi="Pochaevsk"/>
-          <w:color w:val="202122"/>
-        </w:rPr>
-        <w:t xml:space="preserve">, </w:t>
-      </w:r>
-      <w:r>
-        <w:rPr>
-          <w:rFonts w:ascii="Pochaevsk" w:hAnsi="Pochaevsk" w:cs="Cambria"/>
-          <w:color w:val="202122"/>
-        </w:rPr>
-        <w:t>сло</w:t>
-      </w:r>
-      <w:r>
-        <w:rPr>
-          <w:rFonts w:ascii="Pochaevsk" w:hAnsi="Pochaevsk"/>
-          <w:color w:val="202122"/>
-        </w:rPr>
-        <w:t>́</w:t>
-      </w:r>
-      <w:r>
-        <w:rPr>
-          <w:rFonts w:ascii="Pochaevsk" w:hAnsi="Pochaevsk" w:cs="Cambria"/>
-          <w:color w:val="202122"/>
-        </w:rPr>
-        <w:t>во</w:t>
-      </w:r>
-      <w:r>
-        <w:rPr>
-          <w:rFonts w:ascii="Pochaevsk" w:hAnsi="Pochaevsk"/>
-          <w:color w:val="202122"/>
-        </w:rPr>
-        <w:t xml:space="preserve"> </w:t>
-      </w:r>
-      <w:r>
-        <w:rPr>
-          <w:rFonts w:ascii="Pochaevsk" w:hAnsi="Pochaevsk" w:cs="Cambria"/>
-          <w:color w:val="202122"/>
-        </w:rPr>
-        <w:t>бж҃їе</w:t>
-      </w:r>
-      <w:r>
-        <w:rPr>
-          <w:rFonts w:ascii="Pochaevsk" w:hAnsi="Pochaevsk"/>
-          <w:color w:val="202122"/>
-        </w:rPr>
-        <w:t xml:space="preserve">, </w:t>
-      </w:r>
-      <w:r>
-        <w:rPr>
-          <w:rFonts w:ascii="Pochaevsk" w:hAnsi="Pochaevsk" w:cs="Cambria"/>
-          <w:color w:val="202122"/>
-        </w:rPr>
-        <w:t>є҆</w:t>
-      </w:r>
-      <w:r>
-        <w:rPr>
-          <w:rFonts w:ascii="Pochaevsk" w:hAnsi="Pochaevsk"/>
-          <w:color w:val="202122"/>
-        </w:rPr>
-        <w:t>́</w:t>
-      </w:r>
-      <w:r>
-        <w:rPr>
-          <w:rFonts w:ascii="Pochaevsk" w:hAnsi="Pochaevsk" w:cs="Cambria"/>
-          <w:color w:val="202122"/>
-        </w:rPr>
-        <w:t>же</w:t>
-      </w:r>
-      <w:r>
-        <w:rPr>
-          <w:rFonts w:ascii="Pochaevsk" w:hAnsi="Pochaevsk"/>
-          <w:color w:val="202122"/>
-        </w:rPr>
-        <w:t xml:space="preserve"> </w:t>
-      </w:r>
-      <w:r>
-        <w:rPr>
-          <w:rFonts w:ascii="Pochaevsk" w:hAnsi="Pochaevsk" w:cs="Cambria"/>
-          <w:color w:val="202122"/>
-        </w:rPr>
-        <w:t>и҆</w:t>
-      </w:r>
-      <w:r>
-        <w:rPr>
-          <w:rFonts w:ascii="Pochaevsk" w:hAnsi="Pochaevsk"/>
-          <w:color w:val="202122"/>
-        </w:rPr>
-        <w:t xml:space="preserve"> </w:t>
-      </w:r>
-      <w:r>
-        <w:rPr>
-          <w:rFonts w:ascii="Pochaevsk" w:hAnsi="Pochaevsk" w:cs="Cambria"/>
-          <w:color w:val="202122"/>
-        </w:rPr>
-        <w:t>дѣ</w:t>
-      </w:r>
-      <w:r>
-        <w:rPr>
-          <w:rFonts w:ascii="Pochaevsk" w:hAnsi="Pochaevsk"/>
-          <w:color w:val="202122"/>
-        </w:rPr>
-        <w:t>́</w:t>
-      </w:r>
-      <w:r>
-        <w:rPr>
-          <w:rFonts w:ascii="Pochaevsk" w:hAnsi="Pochaevsk" w:cs="Cambria"/>
-          <w:color w:val="202122"/>
-        </w:rPr>
-        <w:t>йств</w:t>
-      </w:r>
-      <w:r>
-        <w:rPr>
-          <w:rFonts w:ascii="Pochaevsk" w:hAnsi="Pochaevsk" w:cs="Segoe UI"/>
-          <w:color w:val="202122"/>
-        </w:rPr>
-        <w:t>ꙋ</w:t>
-      </w:r>
-      <w:r>
-        <w:rPr>
-          <w:rFonts w:ascii="Pochaevsk" w:hAnsi="Pochaevsk" w:cs="Cambria"/>
-          <w:color w:val="202122"/>
-        </w:rPr>
-        <w:t>етсѧ</w:t>
-      </w:r>
-      <w:r>
-        <w:rPr>
-          <w:rFonts w:ascii="Pochaevsk" w:hAnsi="Pochaevsk"/>
-          <w:color w:val="202122"/>
-        </w:rPr>
-        <w:t xml:space="preserve"> </w:t>
-      </w:r>
-      <w:r>
-        <w:rPr>
-          <w:rFonts w:ascii="Pochaevsk" w:hAnsi="Pochaevsk" w:cs="Cambria"/>
-          <w:color w:val="202122"/>
-        </w:rPr>
         <w:t>въ</w:t>
       </w:r>
       <w:r>
@@ -13720,498 +13748,498 @@
           <w:rFonts w:ascii="Pochaevsk" w:hAnsi="Pochaevsk" w:cs="Cambria"/>
           <w:color w:val="202122"/>
         </w:rPr>
+        <w:t>и҆</w:t>
+      </w:r>
+      <w:r>
+        <w:rPr>
+          <w:rFonts w:ascii="Pochaevsk" w:hAnsi="Pochaevsk"/>
+          <w:color w:val="202122"/>
+        </w:rPr>
+        <w:t xml:space="preserve"> </w:t>
+      </w:r>
+      <w:r>
+        <w:rPr>
+          <w:rFonts w:ascii="Pochaevsk" w:hAnsi="Pochaevsk" w:cs="Segoe UI"/>
+          <w:color w:val="202122"/>
+        </w:rPr>
+        <w:t>ꙗ</w:t>
+      </w:r>
+      <w:r>
+        <w:rPr>
+          <w:rFonts w:ascii="Pochaevsk" w:hAnsi="Pochaevsk" w:cs="Cambria"/>
+          <w:color w:val="202122"/>
+        </w:rPr>
+        <w:t>҆зы</w:t>
+      </w:r>
+      <w:r>
+        <w:rPr>
+          <w:rFonts w:ascii="Pochaevsk" w:hAnsi="Pochaevsk"/>
+          <w:color w:val="202122"/>
+        </w:rPr>
+        <w:t>́</w:t>
+      </w:r>
+      <w:r>
+        <w:rPr>
+          <w:rFonts w:ascii="Pochaevsk" w:hAnsi="Pochaevsk" w:cs="Cambria"/>
+          <w:color w:val="202122"/>
+        </w:rPr>
+        <w:t>цы</w:t>
+      </w:r>
+      <w:r>
+        <w:rPr>
+          <w:rFonts w:ascii="Pochaevsk" w:hAnsi="Pochaevsk"/>
+          <w:color w:val="202122"/>
+        </w:rPr>
+        <w:t xml:space="preserve"> </w:t>
+      </w:r>
+      <w:r>
+        <w:rPr>
+          <w:rFonts w:ascii="Pochaevsk" w:hAnsi="Pochaevsk" w:cs="Cambria"/>
+          <w:color w:val="202122"/>
+        </w:rPr>
+        <w:t>не</w:t>
+      </w:r>
+      <w:r>
+        <w:rPr>
+          <w:rFonts w:ascii="Pochaevsk" w:hAnsi="Pochaevsk"/>
+          <w:color w:val="202122"/>
+        </w:rPr>
+        <w:t xml:space="preserve"> </w:t>
+      </w:r>
+      <w:r>
+        <w:rPr>
+          <w:rFonts w:ascii="Pochaevsk" w:hAnsi="Pochaevsk" w:cs="Cambria"/>
+          <w:color w:val="202122"/>
+        </w:rPr>
+        <w:t>вѣ</w:t>
+      </w:r>
+      <w:r>
+        <w:rPr>
+          <w:rFonts w:ascii="Pochaevsk" w:hAnsi="Pochaevsk"/>
+          <w:color w:val="202122"/>
+        </w:rPr>
+        <w:t>́</w:t>
+      </w:r>
+      <w:r>
+        <w:rPr>
+          <w:rFonts w:ascii="Pochaevsk" w:hAnsi="Pochaevsk" w:cs="Cambria"/>
+          <w:color w:val="202122"/>
+        </w:rPr>
+        <w:t>дѧщїи</w:t>
+      </w:r>
+      <w:r>
+        <w:rPr>
+          <w:rFonts w:ascii="Pochaevsk" w:hAnsi="Pochaevsk"/>
+          <w:color w:val="202122"/>
+        </w:rPr>
+        <w:t xml:space="preserve"> </w:t>
+      </w:r>
+      <w:r>
+        <w:rPr>
+          <w:rFonts w:ascii="Pochaevsk" w:hAnsi="Pochaevsk" w:cs="Cambria"/>
+          <w:color w:val="202122"/>
+        </w:rPr>
+        <w:t>бг҃а</w:t>
+      </w:r>
+      <w:r>
+        <w:rPr>
+          <w:rFonts w:ascii="Pochaevsk" w:hAnsi="Pochaevsk"/>
+          <w:color w:val="202122"/>
+        </w:rPr>
+        <w:t>,</w:t>
+      </w:r>
+      <w:r>
+        <w:rPr>
+          <w:rFonts w:ascii="Pochaevsk" w:hAnsi="Pochaevsk" w:cs="Cambria"/>
+          <w:color w:val="202122"/>
+        </w:rPr>
+        <w:t> </w:t>
+      </w:r>
+      <w:r>
+        <w:rPr>
+          <w:rStyle w:val="smaller"/>
+          <w:rFonts w:ascii="Pochaevsk" w:hAnsi="Pochaevsk"/>
+          <w:color w:val="B22222"/>
+        </w:rPr>
+        <w:t>ѕ҃</w:t>
+      </w:r>
+      <w:r>
+        <w:rPr>
+          <w:rFonts w:ascii="Pochaevsk" w:hAnsi="Pochaevsk"/>
+          <w:color w:val="202122"/>
+        </w:rPr>
+        <w:t> (и҆) є҆́же не прест</w:t>
+      </w:r>
+      <w:r>
+        <w:rPr>
+          <w:rFonts w:ascii="Pochaevsk" w:hAnsi="Pochaevsk" w:cs="Segoe UI"/>
+          <w:color w:val="202122"/>
+        </w:rPr>
+        <w:t>ꙋ</w:t>
+      </w:r>
+      <w:r>
+        <w:rPr>
+          <w:rFonts w:ascii="Pochaevsk" w:hAnsi="Pochaevsk" w:cs="Cambria"/>
+          <w:color w:val="202122"/>
+        </w:rPr>
+        <w:t>па</w:t>
+      </w:r>
+      <w:r>
+        <w:rPr>
+          <w:rFonts w:ascii="Pochaevsk" w:hAnsi="Pochaevsk"/>
+          <w:color w:val="202122"/>
+        </w:rPr>
+        <w:t>́</w:t>
+      </w:r>
+      <w:r>
+        <w:rPr>
+          <w:rFonts w:ascii="Pochaevsk" w:hAnsi="Pochaevsk" w:cs="Cambria"/>
+          <w:color w:val="202122"/>
+        </w:rPr>
+        <w:t>ти</w:t>
+      </w:r>
+      <w:r>
+        <w:rPr>
+          <w:rFonts w:ascii="Pochaevsk" w:hAnsi="Pochaevsk"/>
+          <w:color w:val="202122"/>
+        </w:rPr>
+        <w:t xml:space="preserve"> </w:t>
+      </w:r>
+      <w:r>
+        <w:rPr>
+          <w:rFonts w:ascii="Pochaevsk" w:hAnsi="Pochaevsk" w:cs="Cambria"/>
+          <w:color w:val="202122"/>
+        </w:rPr>
+        <w:t>и҆</w:t>
+      </w:r>
+      <w:r>
+        <w:rPr>
+          <w:rFonts w:ascii="Pochaevsk" w:hAnsi="Pochaevsk"/>
+          <w:color w:val="202122"/>
+        </w:rPr>
+        <w:t xml:space="preserve"> </w:t>
+      </w:r>
+      <w:r>
+        <w:rPr>
+          <w:rFonts w:ascii="Pochaevsk" w:hAnsi="Pochaevsk" w:cs="Cambria"/>
+          <w:color w:val="202122"/>
+        </w:rPr>
+        <w:t>лихои</w:t>
+      </w:r>
+      <w:r>
+        <w:rPr>
+          <w:rFonts w:ascii="Pochaevsk" w:hAnsi="Pochaevsk"/>
+          <w:color w:val="202122"/>
+        </w:rPr>
+        <w:t>́</w:t>
+      </w:r>
+      <w:r>
+        <w:rPr>
+          <w:rFonts w:ascii="Pochaevsk" w:hAnsi="Pochaevsk" w:cs="Cambria"/>
+          <w:color w:val="202122"/>
+        </w:rPr>
+        <w:t>мствовати</w:t>
+      </w:r>
+      <w:r>
+        <w:rPr>
+          <w:rFonts w:ascii="Pochaevsk" w:hAnsi="Pochaevsk"/>
+          <w:color w:val="202122"/>
+        </w:rPr>
+        <w:t xml:space="preserve"> </w:t>
+      </w:r>
+      <w:r>
+        <w:rPr>
+          <w:rFonts w:ascii="Pochaevsk" w:hAnsi="Pochaevsk" w:cs="Cambria"/>
+          <w:color w:val="202122"/>
+        </w:rPr>
+        <w:t>въ</w:t>
+      </w:r>
+      <w:r>
+        <w:rPr>
+          <w:rFonts w:ascii="Pochaevsk" w:hAnsi="Pochaevsk"/>
+          <w:color w:val="202122"/>
+        </w:rPr>
+        <w:t xml:space="preserve"> </w:t>
+      </w:r>
+      <w:r>
+        <w:rPr>
+          <w:rFonts w:ascii="Pochaevsk" w:hAnsi="Pochaevsk" w:cs="Cambria"/>
+          <w:color w:val="202122"/>
+        </w:rPr>
+        <w:t>ве</w:t>
+      </w:r>
+      <w:r>
+        <w:rPr>
+          <w:rFonts w:ascii="Pochaevsk" w:hAnsi="Pochaevsk"/>
+          <w:color w:val="202122"/>
+        </w:rPr>
+        <w:t>́</w:t>
+      </w:r>
+      <w:r>
+        <w:rPr>
+          <w:rFonts w:ascii="Pochaevsk" w:hAnsi="Pochaevsk" w:cs="Cambria"/>
+          <w:color w:val="202122"/>
+        </w:rPr>
+        <w:t>щи</w:t>
+      </w:r>
+      <w:r>
+        <w:rPr>
+          <w:rFonts w:ascii="Pochaevsk" w:hAnsi="Pochaevsk"/>
+          <w:color w:val="202122"/>
+        </w:rPr>
+        <w:t xml:space="preserve"> </w:t>
+      </w:r>
+      <w:r>
+        <w:rPr>
+          <w:rFonts w:ascii="Pochaevsk" w:hAnsi="Pochaevsk" w:cs="Cambria"/>
+          <w:color w:val="202122"/>
+        </w:rPr>
+        <w:t>бра</w:t>
+      </w:r>
+      <w:r>
+        <w:rPr>
+          <w:rFonts w:ascii="Pochaevsk" w:hAnsi="Pochaevsk"/>
+          <w:color w:val="202122"/>
+        </w:rPr>
+        <w:t>́</w:t>
+      </w:r>
+      <w:r>
+        <w:rPr>
+          <w:rFonts w:ascii="Pochaevsk" w:hAnsi="Pochaevsk" w:cs="Cambria"/>
+          <w:color w:val="202122"/>
+        </w:rPr>
+        <w:t>та</w:t>
+      </w:r>
+      <w:r>
+        <w:rPr>
+          <w:rFonts w:ascii="Pochaevsk" w:hAnsi="Pochaevsk"/>
+          <w:color w:val="202122"/>
+        </w:rPr>
+        <w:t xml:space="preserve"> </w:t>
+      </w:r>
+      <w:r>
+        <w:rPr>
+          <w:rFonts w:ascii="Pochaevsk" w:hAnsi="Pochaevsk" w:cs="Cambria"/>
+          <w:color w:val="202122"/>
+        </w:rPr>
+        <w:t>своегѡ</w:t>
+      </w:r>
+      <w:r>
+        <w:rPr>
+          <w:rFonts w:ascii="Pochaevsk" w:hAnsi="Pochaevsk"/>
+          <w:color w:val="202122"/>
+        </w:rPr>
+        <w:t xml:space="preserve">̀: </w:t>
+      </w:r>
+      <w:r>
+        <w:rPr>
+          <w:rFonts w:ascii="Pochaevsk" w:hAnsi="Pochaevsk" w:cs="Cambria"/>
+          <w:color w:val="202122"/>
+        </w:rPr>
+        <w:t>занѐ</w:t>
+      </w:r>
+      <w:r>
+        <w:rPr>
+          <w:rFonts w:ascii="Pochaevsk" w:hAnsi="Pochaevsk"/>
+          <w:color w:val="202122"/>
+        </w:rPr>
+        <w:t xml:space="preserve"> </w:t>
+      </w:r>
+      <w:r>
+        <w:rPr>
+          <w:rFonts w:ascii="Pochaevsk" w:hAnsi="Pochaevsk" w:cs="Cambria"/>
+          <w:color w:val="202122"/>
+        </w:rPr>
+        <w:t>мсти</w:t>
+      </w:r>
+      <w:r>
+        <w:rPr>
+          <w:rFonts w:ascii="Pochaevsk" w:hAnsi="Pochaevsk"/>
+          <w:color w:val="202122"/>
+        </w:rPr>
+        <w:t>́</w:t>
+      </w:r>
+      <w:r>
+        <w:rPr>
+          <w:rFonts w:ascii="Pochaevsk" w:hAnsi="Pochaevsk" w:cs="Cambria"/>
+          <w:color w:val="202122"/>
+        </w:rPr>
+        <w:t>тель</w:t>
+      </w:r>
+      <w:r>
+        <w:rPr>
+          <w:rFonts w:ascii="Pochaevsk" w:hAnsi="Pochaevsk"/>
+          <w:color w:val="202122"/>
+        </w:rPr>
+        <w:t xml:space="preserve"> </w:t>
+      </w:r>
+      <w:r>
+        <w:rPr>
+          <w:rFonts w:ascii="Pochaevsk" w:hAnsi="Pochaevsk" w:cs="Cambria"/>
+          <w:color w:val="202122"/>
+        </w:rPr>
+        <w:t>є҆</w:t>
+      </w:r>
+      <w:r>
+        <w:rPr>
+          <w:rFonts w:ascii="Pochaevsk" w:hAnsi="Pochaevsk"/>
+          <w:color w:val="202122"/>
+        </w:rPr>
+        <w:t>́</w:t>
+      </w:r>
+      <w:r>
+        <w:rPr>
+          <w:rFonts w:ascii="Pochaevsk" w:hAnsi="Pochaevsk" w:cs="Cambria"/>
+          <w:color w:val="202122"/>
+        </w:rPr>
+        <w:t>сть</w:t>
+      </w:r>
+      <w:r>
+        <w:rPr>
+          <w:rFonts w:ascii="Pochaevsk" w:hAnsi="Pochaevsk"/>
+          <w:color w:val="202122"/>
+        </w:rPr>
+        <w:t xml:space="preserve"> </w:t>
+      </w:r>
+      <w:r>
+        <w:rPr>
+          <w:rFonts w:ascii="Pochaevsk" w:hAnsi="Pochaevsk" w:cs="Cambria"/>
+          <w:color w:val="202122"/>
+        </w:rPr>
+        <w:t>гд</w:t>
+      </w:r>
+      <w:r>
+        <w:rPr>
+          <w:rFonts w:ascii="Pochaevsk" w:hAnsi="Pochaevsk" w:cs="Segoe UI"/>
+          <w:color w:val="202122"/>
+        </w:rPr>
+        <w:t>ⷭ</w:t>
+      </w:r>
+      <w:r>
+        <w:rPr>
+          <w:rFonts w:ascii="Pochaevsk" w:hAnsi="Pochaevsk" w:cs="Cambria"/>
+          <w:color w:val="202122"/>
+        </w:rPr>
+        <w:t>҇ь</w:t>
+      </w:r>
+      <w:r>
+        <w:rPr>
+          <w:rFonts w:ascii="Pochaevsk" w:hAnsi="Pochaevsk"/>
+          <w:color w:val="202122"/>
+        </w:rPr>
+        <w:t xml:space="preserve"> </w:t>
+      </w:r>
+      <w:r>
+        <w:rPr>
+          <w:rFonts w:ascii="Pochaevsk" w:hAnsi="Pochaevsk" w:cs="Cambria"/>
+          <w:color w:val="202122"/>
+        </w:rPr>
+        <w:t>ѡ҆</w:t>
+      </w:r>
+      <w:r>
+        <w:rPr>
+          <w:rFonts w:ascii="Pochaevsk" w:hAnsi="Pochaevsk"/>
+          <w:color w:val="202122"/>
+        </w:rPr>
+        <w:t xml:space="preserve"> </w:t>
+      </w:r>
+      <w:r>
+        <w:rPr>
+          <w:rFonts w:ascii="Pochaevsk" w:hAnsi="Pochaevsk" w:cs="Cambria"/>
+          <w:color w:val="202122"/>
+        </w:rPr>
+        <w:t>всѣ</w:t>
+      </w:r>
+      <w:r>
+        <w:rPr>
+          <w:rFonts w:ascii="Pochaevsk" w:hAnsi="Pochaevsk"/>
+          <w:color w:val="202122"/>
+        </w:rPr>
+        <w:t>́</w:t>
+      </w:r>
+      <w:r>
+        <w:rPr>
+          <w:rFonts w:ascii="Pochaevsk" w:hAnsi="Pochaevsk" w:cs="Cambria"/>
+          <w:color w:val="202122"/>
+        </w:rPr>
+        <w:t>хъ</w:t>
+      </w:r>
+      <w:r>
+        <w:rPr>
+          <w:rFonts w:ascii="Pochaevsk" w:hAnsi="Pochaevsk"/>
+          <w:color w:val="202122"/>
+        </w:rPr>
+        <w:t xml:space="preserve"> </w:t>
+      </w:r>
+      <w:r>
+        <w:rPr>
+          <w:rFonts w:ascii="Pochaevsk" w:hAnsi="Pochaevsk" w:cs="Cambria"/>
+          <w:color w:val="202122"/>
+        </w:rPr>
+        <w:t>си</w:t>
+      </w:r>
+      <w:r>
+        <w:rPr>
+          <w:rFonts w:ascii="Pochaevsk" w:hAnsi="Pochaevsk"/>
+          <w:color w:val="202122"/>
+        </w:rPr>
+        <w:t>́</w:t>
+      </w:r>
+      <w:r>
+        <w:rPr>
+          <w:rFonts w:ascii="Pochaevsk" w:hAnsi="Pochaevsk" w:cs="Cambria"/>
+          <w:color w:val="202122"/>
+        </w:rPr>
+        <w:t>хъ</w:t>
+      </w:r>
+      <w:r>
+        <w:rPr>
+          <w:rFonts w:ascii="Pochaevsk" w:hAnsi="Pochaevsk"/>
+          <w:color w:val="202122"/>
+        </w:rPr>
+        <w:t xml:space="preserve">, </w:t>
+      </w:r>
+      <w:r>
+        <w:rPr>
+          <w:rFonts w:ascii="Pochaevsk" w:hAnsi="Pochaevsk" w:cs="Segoe UI"/>
+          <w:color w:val="202122"/>
+        </w:rPr>
+        <w:t>ꙗ</w:t>
+      </w:r>
+      <w:r>
+        <w:rPr>
+          <w:rFonts w:ascii="Pochaevsk" w:hAnsi="Pochaevsk" w:cs="Cambria"/>
+          <w:color w:val="202122"/>
+        </w:rPr>
+        <w:t>҆</w:t>
+      </w:r>
+      <w:r>
+        <w:rPr>
+          <w:rFonts w:ascii="Pochaevsk" w:hAnsi="Pochaevsk"/>
+          <w:color w:val="202122"/>
+        </w:rPr>
+        <w:t>́</w:t>
+      </w:r>
+      <w:r>
+        <w:rPr>
+          <w:rFonts w:ascii="Pochaevsk" w:hAnsi="Pochaevsk" w:cs="Cambria"/>
+          <w:color w:val="202122"/>
+        </w:rPr>
+        <w:t>коже</w:t>
+      </w:r>
+      <w:r>
+        <w:rPr>
+          <w:rFonts w:ascii="Pochaevsk" w:hAnsi="Pochaevsk"/>
+          <w:color w:val="202122"/>
+        </w:rPr>
+        <w:t xml:space="preserve"> </w:t>
+      </w:r>
+      <w:r>
+        <w:rPr>
+          <w:rFonts w:ascii="Pochaevsk" w:hAnsi="Pochaevsk" w:cs="Cambria"/>
+          <w:color w:val="202122"/>
+        </w:rPr>
         <w:lastRenderedPageBreak/>
-        <w:t>и҆</w:t>
-      </w:r>
-      <w:r>
-        <w:rPr>
-          <w:rFonts w:ascii="Pochaevsk" w:hAnsi="Pochaevsk"/>
-          <w:color w:val="202122"/>
-        </w:rPr>
-        <w:t xml:space="preserve"> </w:t>
-      </w:r>
-      <w:r>
-        <w:rPr>
-          <w:rFonts w:ascii="Pochaevsk" w:hAnsi="Pochaevsk" w:cs="Segoe UI"/>
-          <w:color w:val="202122"/>
-        </w:rPr>
-        <w:t>ꙗ</w:t>
-      </w:r>
-      <w:r>
-        <w:rPr>
-          <w:rFonts w:ascii="Pochaevsk" w:hAnsi="Pochaevsk" w:cs="Cambria"/>
-          <w:color w:val="202122"/>
-        </w:rPr>
-        <w:t>҆зы</w:t>
-      </w:r>
-      <w:r>
-        <w:rPr>
-          <w:rFonts w:ascii="Pochaevsk" w:hAnsi="Pochaevsk"/>
-          <w:color w:val="202122"/>
-        </w:rPr>
-        <w:t>́</w:t>
-      </w:r>
-      <w:r>
-        <w:rPr>
-          <w:rFonts w:ascii="Pochaevsk" w:hAnsi="Pochaevsk" w:cs="Cambria"/>
-          <w:color w:val="202122"/>
-        </w:rPr>
-        <w:t>цы</w:t>
-      </w:r>
-      <w:r>
-        <w:rPr>
-          <w:rFonts w:ascii="Pochaevsk" w:hAnsi="Pochaevsk"/>
-          <w:color w:val="202122"/>
-        </w:rPr>
-        <w:t xml:space="preserve"> </w:t>
-      </w:r>
-      <w:r>
-        <w:rPr>
-          <w:rFonts w:ascii="Pochaevsk" w:hAnsi="Pochaevsk" w:cs="Cambria"/>
-          <w:color w:val="202122"/>
-        </w:rPr>
-        <w:t>не</w:t>
-      </w:r>
-      <w:r>
-        <w:rPr>
-          <w:rFonts w:ascii="Pochaevsk" w:hAnsi="Pochaevsk"/>
-          <w:color w:val="202122"/>
-        </w:rPr>
-        <w:t xml:space="preserve"> </w:t>
-      </w:r>
-      <w:r>
-        <w:rPr>
-          <w:rFonts w:ascii="Pochaevsk" w:hAnsi="Pochaevsk" w:cs="Cambria"/>
-          <w:color w:val="202122"/>
-        </w:rPr>
-        <w:t>вѣ</w:t>
-      </w:r>
-      <w:r>
-        <w:rPr>
-          <w:rFonts w:ascii="Pochaevsk" w:hAnsi="Pochaevsk"/>
-          <w:color w:val="202122"/>
-        </w:rPr>
-        <w:t>́</w:t>
-      </w:r>
-      <w:r>
-        <w:rPr>
-          <w:rFonts w:ascii="Pochaevsk" w:hAnsi="Pochaevsk" w:cs="Cambria"/>
-          <w:color w:val="202122"/>
-        </w:rPr>
-        <w:t>дѧщїи</w:t>
-      </w:r>
-      <w:r>
-        <w:rPr>
-          <w:rFonts w:ascii="Pochaevsk" w:hAnsi="Pochaevsk"/>
-          <w:color w:val="202122"/>
-        </w:rPr>
-        <w:t xml:space="preserve"> </w:t>
-      </w:r>
-      <w:r>
-        <w:rPr>
-          <w:rFonts w:ascii="Pochaevsk" w:hAnsi="Pochaevsk" w:cs="Cambria"/>
-          <w:color w:val="202122"/>
-        </w:rPr>
-        <w:t>бг҃а</w:t>
-      </w:r>
-      <w:r>
-        <w:rPr>
-          <w:rFonts w:ascii="Pochaevsk" w:hAnsi="Pochaevsk"/>
-          <w:color w:val="202122"/>
-        </w:rPr>
-        <w:t>,</w:t>
-      </w:r>
-      <w:r>
-        <w:rPr>
-          <w:rFonts w:ascii="Pochaevsk" w:hAnsi="Pochaevsk" w:cs="Cambria"/>
-          <w:color w:val="202122"/>
-        </w:rPr>
-        <w:t> </w:t>
-      </w:r>
-      <w:r>
-        <w:rPr>
-          <w:rStyle w:val="smaller"/>
-          <w:rFonts w:ascii="Pochaevsk" w:hAnsi="Pochaevsk"/>
-          <w:color w:val="B22222"/>
-        </w:rPr>
-        <w:t>ѕ҃</w:t>
-      </w:r>
-      <w:r>
-        <w:rPr>
-          <w:rFonts w:ascii="Pochaevsk" w:hAnsi="Pochaevsk"/>
-          <w:color w:val="202122"/>
-        </w:rPr>
-        <w:t> (и҆) є҆́же не прест</w:t>
-      </w:r>
-      <w:r>
-        <w:rPr>
-          <w:rFonts w:ascii="Pochaevsk" w:hAnsi="Pochaevsk" w:cs="Segoe UI"/>
-          <w:color w:val="202122"/>
-        </w:rPr>
-        <w:t>ꙋ</w:t>
-      </w:r>
-      <w:r>
-        <w:rPr>
-          <w:rFonts w:ascii="Pochaevsk" w:hAnsi="Pochaevsk" w:cs="Cambria"/>
-          <w:color w:val="202122"/>
-        </w:rPr>
-        <w:t>па</w:t>
-      </w:r>
-      <w:r>
-        <w:rPr>
-          <w:rFonts w:ascii="Pochaevsk" w:hAnsi="Pochaevsk"/>
-          <w:color w:val="202122"/>
-        </w:rPr>
-        <w:t>́</w:t>
-      </w:r>
-      <w:r>
-        <w:rPr>
-          <w:rFonts w:ascii="Pochaevsk" w:hAnsi="Pochaevsk" w:cs="Cambria"/>
-          <w:color w:val="202122"/>
-        </w:rPr>
-        <w:t>ти</w:t>
-      </w:r>
-      <w:r>
-        <w:rPr>
-          <w:rFonts w:ascii="Pochaevsk" w:hAnsi="Pochaevsk"/>
-          <w:color w:val="202122"/>
-        </w:rPr>
-        <w:t xml:space="preserve"> </w:t>
-      </w:r>
-      <w:r>
-        <w:rPr>
-          <w:rFonts w:ascii="Pochaevsk" w:hAnsi="Pochaevsk" w:cs="Cambria"/>
-          <w:color w:val="202122"/>
-        </w:rPr>
-        <w:t>и҆</w:t>
-      </w:r>
-      <w:r>
-        <w:rPr>
-          <w:rFonts w:ascii="Pochaevsk" w:hAnsi="Pochaevsk"/>
-          <w:color w:val="202122"/>
-        </w:rPr>
-        <w:t xml:space="preserve"> </w:t>
-      </w:r>
-      <w:r>
-        <w:rPr>
-          <w:rFonts w:ascii="Pochaevsk" w:hAnsi="Pochaevsk" w:cs="Cambria"/>
-          <w:color w:val="202122"/>
-        </w:rPr>
-        <w:t>лихои</w:t>
-      </w:r>
-      <w:r>
-        <w:rPr>
-          <w:rFonts w:ascii="Pochaevsk" w:hAnsi="Pochaevsk"/>
-          <w:color w:val="202122"/>
-        </w:rPr>
-        <w:t>́</w:t>
-      </w:r>
-      <w:r>
-        <w:rPr>
-          <w:rFonts w:ascii="Pochaevsk" w:hAnsi="Pochaevsk" w:cs="Cambria"/>
-          <w:color w:val="202122"/>
-        </w:rPr>
-        <w:t>мствовати</w:t>
-      </w:r>
-      <w:r>
-        <w:rPr>
-          <w:rFonts w:ascii="Pochaevsk" w:hAnsi="Pochaevsk"/>
-          <w:color w:val="202122"/>
-        </w:rPr>
-        <w:t xml:space="preserve"> </w:t>
-      </w:r>
-      <w:r>
-        <w:rPr>
-          <w:rFonts w:ascii="Pochaevsk" w:hAnsi="Pochaevsk" w:cs="Cambria"/>
-          <w:color w:val="202122"/>
-        </w:rPr>
-        <w:t>въ</w:t>
-      </w:r>
-      <w:r>
-        <w:rPr>
-          <w:rFonts w:ascii="Pochaevsk" w:hAnsi="Pochaevsk"/>
-          <w:color w:val="202122"/>
-        </w:rPr>
-        <w:t xml:space="preserve"> </w:t>
-      </w:r>
-      <w:r>
-        <w:rPr>
-          <w:rFonts w:ascii="Pochaevsk" w:hAnsi="Pochaevsk" w:cs="Cambria"/>
-          <w:color w:val="202122"/>
-        </w:rPr>
-        <w:t>ве</w:t>
-      </w:r>
-      <w:r>
-        <w:rPr>
-          <w:rFonts w:ascii="Pochaevsk" w:hAnsi="Pochaevsk"/>
-          <w:color w:val="202122"/>
-        </w:rPr>
-        <w:t>́</w:t>
-      </w:r>
-      <w:r>
-        <w:rPr>
-          <w:rFonts w:ascii="Pochaevsk" w:hAnsi="Pochaevsk" w:cs="Cambria"/>
-          <w:color w:val="202122"/>
-        </w:rPr>
-        <w:t>щи</w:t>
-      </w:r>
-      <w:r>
-        <w:rPr>
-          <w:rFonts w:ascii="Pochaevsk" w:hAnsi="Pochaevsk"/>
-          <w:color w:val="202122"/>
-        </w:rPr>
-        <w:t xml:space="preserve"> </w:t>
-      </w:r>
-      <w:r>
-        <w:rPr>
-          <w:rFonts w:ascii="Pochaevsk" w:hAnsi="Pochaevsk" w:cs="Cambria"/>
-          <w:color w:val="202122"/>
-        </w:rPr>
-        <w:t>бра</w:t>
-      </w:r>
-      <w:r>
-        <w:rPr>
-          <w:rFonts w:ascii="Pochaevsk" w:hAnsi="Pochaevsk"/>
-          <w:color w:val="202122"/>
-        </w:rPr>
-        <w:t>́</w:t>
-      </w:r>
-      <w:r>
-        <w:rPr>
-          <w:rFonts w:ascii="Pochaevsk" w:hAnsi="Pochaevsk" w:cs="Cambria"/>
-          <w:color w:val="202122"/>
-        </w:rPr>
-        <w:t>та</w:t>
-      </w:r>
-      <w:r>
-        <w:rPr>
-          <w:rFonts w:ascii="Pochaevsk" w:hAnsi="Pochaevsk"/>
-          <w:color w:val="202122"/>
-        </w:rPr>
-        <w:t xml:space="preserve"> </w:t>
-      </w:r>
-      <w:r>
-        <w:rPr>
-          <w:rFonts w:ascii="Pochaevsk" w:hAnsi="Pochaevsk" w:cs="Cambria"/>
-          <w:color w:val="202122"/>
-        </w:rPr>
-        <w:t>своегѡ</w:t>
-      </w:r>
-      <w:r>
-        <w:rPr>
-          <w:rFonts w:ascii="Pochaevsk" w:hAnsi="Pochaevsk"/>
-          <w:color w:val="202122"/>
-        </w:rPr>
-        <w:t xml:space="preserve">̀: </w:t>
-      </w:r>
-      <w:r>
-        <w:rPr>
-          <w:rFonts w:ascii="Pochaevsk" w:hAnsi="Pochaevsk" w:cs="Cambria"/>
-          <w:color w:val="202122"/>
-        </w:rPr>
-        <w:t>занѐ</w:t>
-      </w:r>
-      <w:r>
-        <w:rPr>
-          <w:rFonts w:ascii="Pochaevsk" w:hAnsi="Pochaevsk"/>
-          <w:color w:val="202122"/>
-        </w:rPr>
-        <w:t xml:space="preserve"> </w:t>
-      </w:r>
-      <w:r>
-        <w:rPr>
-          <w:rFonts w:ascii="Pochaevsk" w:hAnsi="Pochaevsk" w:cs="Cambria"/>
-          <w:color w:val="202122"/>
-        </w:rPr>
-        <w:t>мсти</w:t>
-      </w:r>
-      <w:r>
-        <w:rPr>
-          <w:rFonts w:ascii="Pochaevsk" w:hAnsi="Pochaevsk"/>
-          <w:color w:val="202122"/>
-        </w:rPr>
-        <w:t>́</w:t>
-      </w:r>
-      <w:r>
-        <w:rPr>
-          <w:rFonts w:ascii="Pochaevsk" w:hAnsi="Pochaevsk" w:cs="Cambria"/>
-          <w:color w:val="202122"/>
-        </w:rPr>
-        <w:t>тель</w:t>
-      </w:r>
-      <w:r>
-        <w:rPr>
-          <w:rFonts w:ascii="Pochaevsk" w:hAnsi="Pochaevsk"/>
-          <w:color w:val="202122"/>
-        </w:rPr>
-        <w:t xml:space="preserve"> </w:t>
-      </w:r>
-      <w:r>
-        <w:rPr>
-          <w:rFonts w:ascii="Pochaevsk" w:hAnsi="Pochaevsk" w:cs="Cambria"/>
-          <w:color w:val="202122"/>
-        </w:rPr>
-        <w:t>є҆</w:t>
-      </w:r>
-      <w:r>
-        <w:rPr>
-          <w:rFonts w:ascii="Pochaevsk" w:hAnsi="Pochaevsk"/>
-          <w:color w:val="202122"/>
-        </w:rPr>
-        <w:t>́</w:t>
-      </w:r>
-      <w:r>
-        <w:rPr>
-          <w:rFonts w:ascii="Pochaevsk" w:hAnsi="Pochaevsk" w:cs="Cambria"/>
-          <w:color w:val="202122"/>
-        </w:rPr>
-        <w:t>сть</w:t>
-      </w:r>
-      <w:r>
-        <w:rPr>
-          <w:rFonts w:ascii="Pochaevsk" w:hAnsi="Pochaevsk"/>
-          <w:color w:val="202122"/>
-        </w:rPr>
-        <w:t xml:space="preserve"> </w:t>
-      </w:r>
-      <w:r>
-        <w:rPr>
-          <w:rFonts w:ascii="Pochaevsk" w:hAnsi="Pochaevsk" w:cs="Cambria"/>
-          <w:color w:val="202122"/>
-        </w:rPr>
-        <w:t>гд</w:t>
-      </w:r>
-      <w:r>
-        <w:rPr>
-          <w:rFonts w:ascii="Pochaevsk" w:hAnsi="Pochaevsk" w:cs="Segoe UI"/>
-          <w:color w:val="202122"/>
-        </w:rPr>
-        <w:t>ⷭ</w:t>
-      </w:r>
-      <w:r>
-        <w:rPr>
-          <w:rFonts w:ascii="Pochaevsk" w:hAnsi="Pochaevsk" w:cs="Cambria"/>
-          <w:color w:val="202122"/>
-        </w:rPr>
-        <w:t>҇ь</w:t>
-      </w:r>
-      <w:r>
-        <w:rPr>
-          <w:rFonts w:ascii="Pochaevsk" w:hAnsi="Pochaevsk"/>
-          <w:color w:val="202122"/>
-        </w:rPr>
-        <w:t xml:space="preserve"> </w:t>
-      </w:r>
-      <w:r>
-        <w:rPr>
-          <w:rFonts w:ascii="Pochaevsk" w:hAnsi="Pochaevsk" w:cs="Cambria"/>
-          <w:color w:val="202122"/>
-        </w:rPr>
-        <w:t>ѡ҆</w:t>
-      </w:r>
-      <w:r>
-        <w:rPr>
-          <w:rFonts w:ascii="Pochaevsk" w:hAnsi="Pochaevsk"/>
-          <w:color w:val="202122"/>
-        </w:rPr>
-        <w:t xml:space="preserve"> </w:t>
-      </w:r>
-      <w:r>
-        <w:rPr>
-          <w:rFonts w:ascii="Pochaevsk" w:hAnsi="Pochaevsk" w:cs="Cambria"/>
-          <w:color w:val="202122"/>
-        </w:rPr>
-        <w:t>всѣ</w:t>
-      </w:r>
-      <w:r>
-        <w:rPr>
-          <w:rFonts w:ascii="Pochaevsk" w:hAnsi="Pochaevsk"/>
-          <w:color w:val="202122"/>
-        </w:rPr>
-        <w:t>́</w:t>
-      </w:r>
-      <w:r>
-        <w:rPr>
-          <w:rFonts w:ascii="Pochaevsk" w:hAnsi="Pochaevsk" w:cs="Cambria"/>
-          <w:color w:val="202122"/>
-        </w:rPr>
-        <w:t>хъ</w:t>
-      </w:r>
-      <w:r>
-        <w:rPr>
-          <w:rFonts w:ascii="Pochaevsk" w:hAnsi="Pochaevsk"/>
-          <w:color w:val="202122"/>
-        </w:rPr>
-        <w:t xml:space="preserve"> </w:t>
-      </w:r>
-      <w:r>
-        <w:rPr>
-          <w:rFonts w:ascii="Pochaevsk" w:hAnsi="Pochaevsk" w:cs="Cambria"/>
-          <w:color w:val="202122"/>
-        </w:rPr>
-        <w:t>си</w:t>
-      </w:r>
-      <w:r>
-        <w:rPr>
-          <w:rFonts w:ascii="Pochaevsk" w:hAnsi="Pochaevsk"/>
-          <w:color w:val="202122"/>
-        </w:rPr>
-        <w:t>́</w:t>
-      </w:r>
-      <w:r>
-        <w:rPr>
-          <w:rFonts w:ascii="Pochaevsk" w:hAnsi="Pochaevsk" w:cs="Cambria"/>
-          <w:color w:val="202122"/>
-        </w:rPr>
-        <w:t>хъ</w:t>
-      </w:r>
-      <w:r>
-        <w:rPr>
-          <w:rFonts w:ascii="Pochaevsk" w:hAnsi="Pochaevsk"/>
-          <w:color w:val="202122"/>
-        </w:rPr>
-        <w:t xml:space="preserve">, </w:t>
-      </w:r>
-      <w:r>
-        <w:rPr>
-          <w:rFonts w:ascii="Pochaevsk" w:hAnsi="Pochaevsk" w:cs="Segoe UI"/>
-          <w:color w:val="202122"/>
-        </w:rPr>
-        <w:t>ꙗ</w:t>
-      </w:r>
-      <w:r>
-        <w:rPr>
-          <w:rFonts w:ascii="Pochaevsk" w:hAnsi="Pochaevsk" w:cs="Cambria"/>
-          <w:color w:val="202122"/>
-        </w:rPr>
-        <w:t>҆</w:t>
-      </w:r>
-      <w:r>
-        <w:rPr>
-          <w:rFonts w:ascii="Pochaevsk" w:hAnsi="Pochaevsk"/>
-          <w:color w:val="202122"/>
-        </w:rPr>
-        <w:t>́</w:t>
-      </w:r>
-      <w:r>
-        <w:rPr>
-          <w:rFonts w:ascii="Pochaevsk" w:hAnsi="Pochaevsk" w:cs="Cambria"/>
-          <w:color w:val="202122"/>
-        </w:rPr>
-        <w:t>коже</w:t>
-      </w:r>
-      <w:r>
-        <w:rPr>
-          <w:rFonts w:ascii="Pochaevsk" w:hAnsi="Pochaevsk"/>
-          <w:color w:val="202122"/>
-        </w:rPr>
-        <w:t xml:space="preserve"> </w:t>
-      </w:r>
-      <w:r>
-        <w:rPr>
-          <w:rFonts w:ascii="Pochaevsk" w:hAnsi="Pochaevsk" w:cs="Cambria"/>
-          <w:color w:val="202122"/>
-        </w:rPr>
         <w:t>и҆</w:t>
       </w:r>
       <w:r>
